--- a/contract-templates/Contrato - Tráfego Pago.docx
+++ b/contract-templates/Contrato - Tráfego Pago.docx
@@ -198,7 +198,27 @@
         <w:t xml:space="preserve">{{duracao_meses_numero}} ({{duracao_meses_extenso}}) meses</w:t>
       </w:r>
       <w:r>
-        <w:t xml:space="preserve">, com início a partir da data de assinatura, abrangendo todos os serviços e obrigações aqui descritos.</w:t>
+        <w:t xml:space="preserve">, com início em </w:t>
+      </w:r>
+      <w:r>
+        <w:rPr>
+          <w:b/>
+          <w:bCs/>
+        </w:rPr>
+        <w:t xml:space="preserve">{{data_inicio}}</w:t>
+      </w:r>
+      <w:r>
+        <w:t xml:space="preserve"> e término previsto em </w:t>
+      </w:r>
+      <w:r>
+        <w:rPr>
+          <w:b/>
+          <w:bCs/>
+        </w:rPr>
+        <w:t xml:space="preserve">{{data_fim}}</w:t>
+      </w:r>
+      <w:r>
+        <w:t xml:space="preserve">, abrangendo todos os serviços e obrigações aqui descritos.</w:t>
       </w:r>
     </w:p>
     <w:p>
